--- a/post-drafts/hpai-waterbirds/HPAI_Waterbird_Research_Story_Chinese.docx
+++ b/post-drafts/hpai-waterbirds/HPAI_Waterbird_Research_Story_Chinese.docx
@@ -588,7 +588,7 @@
           <w:bCs/>
           <w:lang w:eastAsia="zh-CN"/>
         </w:rPr>
-        <w:t>性状研究又补上了一层证据：饮食差异更大的群落，</w:t>
+        <w:t>性状研究又补上了一层证据：食性差异更大的群落，</w:t>
       </w:r>
       <w:r>
         <w:rPr>
